--- a/docs/a traduire/2/Chapitre_II_Methodologie_FR.docx
+++ b/docs/a traduire/2/Chapitre_II_Methodologie_FR.docx
@@ -100,7 +100,7 @@
                 <w:color w:val="1A2744"/>
                 <w:sz w:val="22"/>
               </w:rPr>
-              <w:t>76,9 pct du compute IA operationnel mondial = USA</w:t>
+              <w:t>78,9 pct du compute IA operationnel mondial = USA</w:t>
             </w:r>
           </w:p>
         </w:tc>
@@ -142,7 +142,7 @@
                 <w:color w:val="1A2744"/>
                 <w:sz w:val="22"/>
               </w:rPr>
-              <w:t>3,46:1 ratio CACI US/EU (Power Mode)</w:t>
+              <w:t>3,64:1 ratio CACI US/EU (Power Mode)</w:t>
             </w:r>
           </w:p>
         </w:tc>
@@ -877,7 +877,7 @@
           <w:color w:val="202020"/>
           <w:sz w:val="22"/>
         </w:rPr>
-        <w:t>Interpretation economique. En forme logarithmique, le CACI en Intensity Mode peut s'ecrire ln(CACI) = 0,40 ln(F) + 0,20 ln(L) + 0,15 ln(R) - 0,25 ln(E) - ln(PIB). Cette transformation linearise la relation et permet d'interpreter chaque coefficient comme une elasticite. L'indicateur est concu pour la comparaison bilaterale : le ratio CACI(US)/CACI(UE) mesure l'avantage competitif relatif. Le snapshot d'avril 2026 donne un ratio de 3,46:1 en Power Mode (F_total) - c'est le chiffre principal de cette etude.</w:t>
+        <w:t>Interpretation economique. En forme logarithmique, le CACI en Intensity Mode peut s'ecrire ln(CACI) = 0,40 ln(F) + 0,20 ln(L) + 0,15 ln(R) - 0,25 ln(E) - ln(PIB). Cette transformation linearise la relation et permet d'interpreter chaque coefficient comme une elasticite. L'indicateur est concu pour la comparaison bilaterale : le ratio CACI(US)/CACI(UE) mesure l'avantage competitif relatif. Le snapshot d'avril 2026 donne un ratio de 3,64:1 en Power Mode (F_total) - c'est le chiffre principal de cette etude.</w:t>
       </w:r>
     </w:p>
     <w:p>
@@ -922,7 +922,7 @@
           <w:color w:val="202020"/>
           <w:sz w:val="22"/>
         </w:rPr>
-        <w:t>F(r,t) - Capacite de compute IA installee. L'estimation suit une approche bottom-up. La couche principale provient du jeu de donnees Epoch AI GPU Clusters (version avril 2026), fournissant la performance en FLOP/s 16 bits et en equivalents H100 agregee par pays pour 2019-2026. Les parts nationales de compute operationnel sur le snapshot d'avril 2026 sont : USA 76,9 pour cent, Chine 12,8 pour cent, UE (13 economies principales) 4,4 pour cent, Norvege 1,1 pour cent, Japon 1,0 pour cent.[17] Lorsque tous les clusters reportes sont inclus (operationnels plus planifies), la part US passe a environ 50 pour cent, le Golfe (EAU, Arabie saoudite) et la Coree captant une large part de la construction projetee 2027-2030. La couche complementaire provient de l'OCDE (Lehdonvirta et al., 2025), cataloguant les regions cloud avec accelerateurs IA dans 39 economies, capturant la dimension d'accessibilite que le compute physiquement installe ne reflete pas pleinement.</w:t>
+        <w:t>F(r,t) - Capacite de compute IA installee. L'estimation suit une approche bottom-up. La couche principale provient du jeu de donnees Epoch AI GPU Clusters (version avril 2026), fournissant la performance en FLOP/s 16 bits et en equivalents H100 agregee par pays pour 2019-2026. Les parts nationales de compute operationnel sur le snapshot d'avril 2026 sont : USA 78,9 pour cent, Chine 12,8 pour cent, UE (13 economies principales) 4,4 pour cent, Norvege 1,1 pour cent, Japon 1,0 pour cent.[17] Lorsque tous les clusters reportes sont inclus (operationnels plus planifies), la part US passe a environ 50 pour cent, le Golfe (EAU, Arabie saoudite) et la Coree captant une large part de la construction projetee 2027-2030. La couche complementaire provient de l'OCDE (Lehdonvirta et al., 2025), cataloguant les regions cloud avec accelerateurs IA dans 39 economies, capturant la dimension d'accessibilite que le compute physiquement installe ne reflete pas pleinement.</w:t>
       </w:r>
     </w:p>
     <w:p>
@@ -997,7 +997,7 @@
           <w:color w:val="202020"/>
           <w:sz w:val="22"/>
         </w:rPr>
-        <w:t>Ce choix de normalisation est methodologiquement fonde sur trois arguments. Premierement, les Etats-Unis constituent un benchmark naturel etant donne leur position dominante sur les quatre facteurs du CACI : 76,9 pour cent du compute IA operationnel mondial (Epoch AI, avril 2026), les couts energetiques industriels effectifs les plus bas parmi les grandes economies OCDE (85 USD/MWh, ajuste PPA, contre 115 en France et 140 en Allemagne - CSV du tableau de bord, avril 2026), le PIB nominal le plus eleve, et un ecosysteme de capital humain IA inegale. Deuxiemement, la normalisation au leader est la convention etablie pour les indices de competitivite relative : le RCA de Balassa (1965), le GCI du WEF (Schwab, 2019) et le Competitive Industrial Performance Index de l'ONUDI procedent tous par ratio au leader sectoriel ou national. Troisiemement, cette normalisation elimine les ambiguites d'interpretation des valeurs absolues et permet les comparaisons temporelles : un CACI France passant de 25 a 35 entre 2024 et 2028 signifie un rattrapage partiel, meme si les valeurs brutes des deux pays ont augmente.</w:t>
+        <w:t>Ce choix de normalisation est methodologiquement fonde sur trois arguments. Premierement, les Etats-Unis constituent un benchmark naturel etant donne leur position dominante sur les quatre facteurs du CACI : 78,9 pour cent du compute IA operationnel mondial (Epoch AI, avril 2026), les couts energetiques industriels effectifs les plus bas parmi les grandes economies OCDE (85 USD/MWh, ajuste PPA, contre 115 en France et 140 en Allemagne - CSV du tableau de bord, avril 2026), le PIB nominal le plus eleve, et un ecosysteme de capital humain IA inegale. Deuxiemement, la normalisation au leader est la convention etablie pour les indices de competitivite relative : le RCA de Balassa (1965), le GCI du WEF (Schwab, 2019) et le Competitive Industrial Performance Index de l'ONUDI procedent tous par ratio au leader sectoriel ou national. Troisiemement, cette normalisation elimine les ambiguites d'interpretation des valeurs absolues et permet les comparaisons temporelles : un CACI France passant de 25 a 35 entre 2024 et 2028 signifie un rattrapage partiel, meme si les valeurs brutes des deux pays ont augmente.</w:t>
       </w:r>
     </w:p>
     <w:p>
@@ -1012,7 +1012,7 @@
           <w:color w:val="202020"/>
           <w:sz w:val="22"/>
         </w:rPr>
-        <w:t>La consequence methodologique la plus importante de cette normalisation est la revelation d'un ecart structurel que les indices traditionnels masquent. L'AI Preparedness Index du FMI (Cazzaniga et al., 2024) attribue des scores de 0,85 (USA) et 0,74 (France), un ratio de 1,15:1, suggerant une quasi-parite. Le Global AI Index de Tortoise produit des ecarts similaires. Pourtant, le CACI normalise en Power Mode place la France a environ 25 et l'Allemagne a environ 5 sur une echelle ou les Etats-Unis = 100, soit des ratios respectifs de 4:1 et 19:1. Le ratio principal US/UE (UE agregee comme 13 economies principales) est de 3,46:1. Cette divergence n'est pas contradictoire : elle resulte du fait que les indices multidimensionnels agregent lineairement des dimensions normatives (regulation, ethique, publications) qui compensent arithmetiquement les deficits sur les facteurs materiels (compute, energie). Le CACI, en isolant ces facteurs materiels, expose le gouffre physique que les metriques composites moyennent.</w:t>
+        <w:t>La consequence methodologique la plus importante de cette normalisation est la revelation d'un ecart structurel que les indices traditionnels masquent. L'AI Preparedness Index du FMI (Cazzaniga et al., 2024) attribue des scores de 0,85 (USA) et 0,74 (France), un ratio de 1,15:1, suggerant une quasi-parite. Le Global AI Index de Tortoise produit des ecarts similaires. Pourtant, le CACI normalise en Power Mode place la France a environ 25 et l'Allemagne a environ 5 sur une echelle ou les Etats-Unis = 100, soit des ratios respectifs de 4:1 et 19:1. Le ratio principal US/UE (UE agregee comme 13 economies principales) est de 3,64:1. Cette divergence n'est pas contradictoire : elle resulte du fait que les indices multidimensionnels agregent lineairement des dimensions normatives (regulation, ethique, publications) qui compensent arithmetiquement les deficits sur les facteurs materiels (compute, energie). Le CACI, en isolant ces facteurs materiels, expose le gouffre physique que les metriques composites moyennent.</w:t>
       </w:r>
     </w:p>
     <w:p>
@@ -1267,7 +1267,7 @@
           <w:color w:val="202020"/>
           <w:sz w:val="22"/>
         </w:rPr>
-        <w:t>Sorties (Power Mode F_total, normalisees a USA = 100). USA = 100,0 ; UE(13) = 28,9 ; France = 25,3 ; Inde = 22,2 ; Chine = 15,7 ; Royaume-Uni = 7,0 ; Allemagne = 5,4. EAU = 55,7 en CACI Physique mais seulement 6,0 en CACI Souverain (F_dom restreint aux clusters detenus par des entites domestiques G42, MGX, Mubadala, Khazna, TII), illustrant la decomposition Physique/Souverain : 99,6 pour cent du F_total des EAU est detenu par des acteurs US-side (Stargate UAE, Microsoft, OpenAI). Ratios principaux : US/UE(13) = 3,46:1 ; US/France = 3,96:1 ; US/Allemagne = 18,59:1 ; US/Chine = 7,46:1.</w:t>
+        <w:t>Sorties (Power Mode F_total, normalisees a USA = 100). USA = 100,0 ; UE(13) = 27,5 ; France = 11,6 ; Inde = 6,2 ; Chine = 36,1 ; Royaume-Uni = 7,0 ; Allemagne = 13,4. EAU = 55,7 en CACI Physique mais seulement 6,0 en CACI Souverain (F_dom restreint aux clusters detenus par des entites domestiques G42, MGX, Mubadala, Khazna, TII), illustrant la decomposition Physique/Souverain : 99,6 pour cent du F_total des EAU est detenu par des acteurs US-side (Stargate UAE, Microsoft, OpenAI). Ratios principaux : US/UE(13) = 3,64:1 ; US/France = 3,96:1 ; US/Allemagne = 18,59:1 ; US/Chine = 7,46:1.</w:t>
       </w:r>
     </w:p>
     <w:p>
@@ -1282,7 +1282,7 @@
           <w:color w:val="202020"/>
           <w:sz w:val="22"/>
         </w:rPr>
-        <w:t>Ces sorties sont reproduites en direct sur le tableau de bord public. Toute mise a jour ulterieure du tableau de bord (nouveaux clusters, revisions energetiques, rafraichissement PIB) rafraichira mecaniquement les chiffres ; la methodologie ne change pas. Le ratio de 3,46:1 en Power Mode F_total reporte sur la couverture et tout au long de cette etude correspond exactement a ce snapshot.</w:t>
+        <w:t>Ces sorties sont reproduites en direct sur le tableau de bord public. Toute mise a jour ulterieure du tableau de bord (nouveaux clusters, revisions energetiques, rafraichissement PIB) rafraichira mecaniquement les chiffres ; la methodologie ne change pas. Le ratio de 3,64:1 en Power Mode F_total reporte sur la couverture et tout au long de cette etude correspond exactement a ce snapshot.</w:t>
       </w:r>
     </w:p>
     <w:p>

--- a/docs/a traduire/2/Chapitre_II_Methodologie_FR.docx
+++ b/docs/a traduire/2/Chapitre_II_Methodologie_FR.docx
@@ -142,7 +142,7 @@
                 <w:color w:val="1A2744"/>
                 <w:sz w:val="22"/>
               </w:rPr>
-              <w:t>3,64:1 ratio CACI US/EU (Power Mode)</w:t>
+              <w:t>3,47:1 ratio CACI US/EU (Power Mode)</w:t>
             </w:r>
           </w:p>
         </w:tc>
@@ -877,7 +877,7 @@
           <w:color w:val="202020"/>
           <w:sz w:val="22"/>
         </w:rPr>
-        <w:t>Interpretation economique. En forme logarithmique, le CACI en Intensity Mode peut s'ecrire ln(CACI) = 0,40 ln(F) + 0,20 ln(L) + 0,15 ln(R) - 0,25 ln(E) - ln(PIB). Cette transformation linearise la relation et permet d'interpreter chaque coefficient comme une elasticite. L'indicateur est concu pour la comparaison bilaterale : le ratio CACI(US)/CACI(UE) mesure l'avantage competitif relatif. Le snapshot d'avril 2026 donne un ratio de 3,64:1 en Power Mode (F_total) - c'est le chiffre principal de cette etude.</w:t>
+        <w:t>Interpretation economique. En forme logarithmique, le CACI en Intensity Mode peut s'ecrire ln(CACI) = 0,40 ln(F) + 0,20 ln(L) + 0,15 ln(R) - 0,25 ln(E) - ln(PIB). Cette transformation linearise la relation et permet d'interpreter chaque coefficient comme une elasticite. L'indicateur est concu pour la comparaison bilaterale : le ratio CACI(US)/CACI(UE) mesure l'avantage competitif relatif. Le snapshot d'avril 2026 donne un ratio de 3,47:1 en Power Mode (F_total) - c'est le chiffre principal de cette etude.</w:t>
       </w:r>
     </w:p>
     <w:p>
@@ -1012,7 +1012,7 @@
           <w:color w:val="202020"/>
           <w:sz w:val="22"/>
         </w:rPr>
-        <w:t>La consequence methodologique la plus importante de cette normalisation est la revelation d'un ecart structurel que les indices traditionnels masquent. L'AI Preparedness Index du FMI (Cazzaniga et al., 2024) attribue des scores de 0,85 (USA) et 0,74 (France), un ratio de 1,15:1, suggerant une quasi-parite. Le Global AI Index de Tortoise produit des ecarts similaires. Pourtant, le CACI normalise en Power Mode place la France a environ 25 et l'Allemagne a environ 5 sur une echelle ou les Etats-Unis = 100, soit des ratios respectifs de 4:1 et 19:1. Le ratio principal US/UE (UE agregee comme 13 economies principales) est de 3,64:1. Cette divergence n'est pas contradictoire : elle resulte du fait que les indices multidimensionnels agregent lineairement des dimensions normatives (regulation, ethique, publications) qui compensent arithmetiquement les deficits sur les facteurs materiels (compute, energie). Le CACI, en isolant ces facteurs materiels, expose le gouffre physique que les metriques composites moyennent.</w:t>
+        <w:t>La consequence methodologique la plus importante de cette normalisation est la revelation d'un ecart structurel que les indices traditionnels masquent. L'AI Preparedness Index du FMI (Cazzaniga et al., 2024) attribue des scores de 0,85 (USA) et 0,74 (France), un ratio de 1,15:1, suggerant une quasi-parite. Le Global AI Index de Tortoise produit des ecarts similaires. Pourtant, le CACI normalise en Power Mode place la France a environ 25 et l'Allemagne a environ 5 sur une echelle ou les Etats-Unis = 100, soit des ratios respectifs de 4:1 et 19:1. Le ratio principal US/UE (UE agregee comme 13 economies principales) est de 3,47:1. Cette divergence n'est pas contradictoire : elle resulte du fait que les indices multidimensionnels agregent lineairement des dimensions normatives (regulation, ethique, publications) qui compensent arithmetiquement les deficits sur les facteurs materiels (compute, energie). Le CACI, en isolant ces facteurs materiels, expose le gouffre physique que les metriques composites moyennent.</w:t>
       </w:r>
     </w:p>
     <w:p>
@@ -1267,7 +1267,7 @@
           <w:color w:val="202020"/>
           <w:sz w:val="22"/>
         </w:rPr>
-        <w:t>Sorties (Power Mode F_total, normalisees a USA = 100). USA = 100,0 ; UE(13) = 27,5 ; France = 11,6 ; Inde = 6,2 ; Chine = 36,1 ; Royaume-Uni = 7,0 ; Allemagne = 13,4. EAU = 55,7 en CACI Physique mais seulement 6,0 en CACI Souverain (F_dom restreint aux clusters detenus par des entites domestiques G42, MGX, Mubadala, Khazna, TII), illustrant la decomposition Physique/Souverain : 99,6 pour cent du F_total des EAU est detenu par des acteurs US-side (Stargate UAE, Microsoft, OpenAI). Ratios principaux : US/UE(13) = 3,64:1 ; US/France = 3,96:1 ; US/Allemagne = 18,59:1 ; US/Chine = 7,46:1.</w:t>
+        <w:t>Sorties (Power Mode F_total, normalisees a USA = 100). USA = 100,0 ; UE(13) = 28,8 ; France = 12,6 ; Inde = 7,2 ; Chine = 38,4 ; Royaume-Uni = 7,4 ; Allemagne = 13,2. EAU = 55,7 en CACI Physique mais seulement 6,0 en CACI Souverain (F_dom restreint aux clusters detenus par des entites domestiques G42, MGX, Mubadala, Khazna, TII), illustrant la decomposition Physique/Souverain : 99,6 pour cent du F_total des EAU est detenu par des acteurs US-side (Stargate UAE, Microsoft, OpenAI). Ratios principaux : US/UE(13) = 3,47:1 ; US/France = 3,96:1 ; US/Allemagne = 18,59:1 ; US/Chine = 7,46:1.</w:t>
       </w:r>
     </w:p>
     <w:p>
@@ -1282,7 +1282,7 @@
           <w:color w:val="202020"/>
           <w:sz w:val="22"/>
         </w:rPr>
-        <w:t>Ces sorties sont reproduites en direct sur le tableau de bord public. Toute mise a jour ulterieure du tableau de bord (nouveaux clusters, revisions energetiques, rafraichissement PIB) rafraichira mecaniquement les chiffres ; la methodologie ne change pas. Le ratio de 3,64:1 en Power Mode F_total reporte sur la couverture et tout au long de cette etude correspond exactement a ce snapshot.</w:t>
+        <w:t>Ces sorties sont reproduites en direct sur le tableau de bord public. Toute mise a jour ulterieure du tableau de bord (nouveaux clusters, revisions energetiques, rafraichissement PIB) rafraichira mecaniquement les chiffres ; la methodologie ne change pas. Le ratio de 3,47:1 en Power Mode F_total reporte sur la couverture et tout au long de cette etude correspond exactement a ce snapshot.</w:t>
       </w:r>
     </w:p>
     <w:p>
